--- a/0_Documents/Projektstatusbericht_3.docx
+++ b/0_Documents/Projektstatusbericht_3.docx
@@ -139,21 +139,12 @@
             <w:pPr>
               <w:spacing w:before="60" w:after="60"/>
             </w:pPr>
-            <w:proofErr w:type="spellStart"/>
             <w:r>
               <w:rPr>
                 <w:b/>
                 <w:bCs/>
               </w:rPr>
-              <w:t>ProjektmanagerIn</w:t>
-            </w:r>
-            <w:proofErr w:type="spellEnd"/>
-            <w:r>
-              <w:rPr>
-                <w:b/>
-                <w:bCs/>
-              </w:rPr>
-              <w:t>:</w:t>
+              <w:t>ProjektmanagerIn:</w:t>
             </w:r>
           </w:p>
         </w:tc>
@@ -577,23 +568,13 @@
               <w:spacing w:before="60" w:after="60"/>
             </w:pPr>
             <w:r>
-              <w:t xml:space="preserve">Die App in ihrer Grundform steht bereit und ist nutzbar. Es sind noch einige Bugs zu beheben und Testläufe durchzuführen. Ebenso fehlen noch ThemeProvider, Das </w:t>
-            </w:r>
-            <w:proofErr w:type="spellStart"/>
-            <w:r>
-              <w:t>Theme</w:t>
-            </w:r>
-            <w:proofErr w:type="spellEnd"/>
-            <w:r>
-              <w:t xml:space="preserve"> als Style selbst, Account-Lösch-Funktion (Datenschutz) oder </w:t>
-            </w:r>
-            <w:proofErr w:type="spellStart"/>
-            <w:r>
-              <w:t>zb</w:t>
-            </w:r>
-            <w:proofErr w:type="spellEnd"/>
-            <w:r>
-              <w:t xml:space="preserve">. </w:t>
+              <w:t xml:space="preserve">Die App in ihrer Grundform steht bereit und ist nutzbar. Es sind noch einige Bugs zu beheben und Testläufe durchzuführen. Ebenso fehlen noch ThemeProvider, Das Theme als Style selbst, Account-Lösch-Funktion (Datenschutz) </w:t>
+            </w:r>
+            <w:r>
+              <w:t>oder auch die restlichen Unit-Tests.</w:t>
+            </w:r>
+            <w:r>
+              <w:t xml:space="preserve"> </w:t>
             </w:r>
           </w:p>
         </w:tc>
@@ -693,31 +674,7 @@
               <w:spacing w:before="60" w:after="60"/>
             </w:pPr>
             <w:r>
-              <w:t>FlatDB-</w:t>
-            </w:r>
-            <w:proofErr w:type="spellStart"/>
-            <w:r>
-              <w:t>to</w:t>
-            </w:r>
-            <w:proofErr w:type="spellEnd"/>
-            <w:r>
-              <w:t xml:space="preserve">-Nodes </w:t>
-            </w:r>
-            <w:proofErr w:type="spellStart"/>
-            <w:r>
-              <w:t>conversion</w:t>
-            </w:r>
-            <w:proofErr w:type="spellEnd"/>
-            <w:r>
-              <w:t xml:space="preserve"> für </w:t>
-            </w:r>
-            <w:proofErr w:type="spellStart"/>
-            <w:r>
-              <w:t>FileBrowser</w:t>
-            </w:r>
-            <w:proofErr w:type="spellEnd"/>
-            <w:r>
-              <w:t xml:space="preserve"> implementiert.</w:t>
+              <w:t>FlatDB-to-Nodes conversion für FileBrowser implementiert.</w:t>
             </w:r>
           </w:p>
           <w:p>
@@ -818,7 +775,10 @@
               <w:spacing w:before="60" w:after="60"/>
             </w:pPr>
             <w:r>
-              <w:t>Triggers müssen noch überlegt werden für die Datenbank -&gt; Was kann</w:t>
+              <w:t>Triggers müssen noch überlegt werden für die Datenbank -&gt; W</w:t>
+            </w:r>
+            <w:r>
+              <w:t xml:space="preserve">elche Trigger wären sinnvoll? </w:t>
             </w:r>
           </w:p>
         </w:tc>
@@ -903,6 +863,18 @@
             </w:pPr>
             <w:r>
               <w:t>Test-Projekt für API anlegen und Unit-Tests schreiben</w:t>
+            </w:r>
+          </w:p>
+          <w:p>
+            <w:pPr>
+              <w:numPr>
+                <w:ilvl w:val="0"/>
+                <w:numId w:val="3"/>
+              </w:numPr>
+              <w:spacing w:before="60" w:after="60"/>
+            </w:pPr>
+            <w:r>
+              <w:t>Berechtigungen prüfen</w:t>
             </w:r>
           </w:p>
           <w:p>

--- a/0_Documents/Projektstatusbericht_3.docx
+++ b/0_Documents/Projektstatusbericht_3.docx
@@ -139,12 +139,21 @@
             <w:pPr>
               <w:spacing w:before="60" w:after="60"/>
             </w:pPr>
+            <w:proofErr w:type="spellStart"/>
             <w:r>
               <w:rPr>
                 <w:b/>
                 <w:bCs/>
               </w:rPr>
-              <w:t>ProjektmanagerIn:</w:t>
+              <w:t>ProjektmanagerIn</w:t>
+            </w:r>
+            <w:proofErr w:type="spellEnd"/>
+            <w:r>
+              <w:rPr>
+                <w:b/>
+                <w:bCs/>
+              </w:rPr>
+              <w:t>:</w:t>
             </w:r>
           </w:p>
         </w:tc>
@@ -522,6 +531,8 @@
             </w:r>
             <w:r>
               <w:rPr>
+                <w:b/>
+                <w:bCs/>
                 <w:color w:val="70AD47" w:themeColor="accent6"/>
               </w:rPr>
               <w:t>planmäßig</w:t>
@@ -568,7 +579,21 @@
               <w:spacing w:before="60" w:after="60"/>
             </w:pPr>
             <w:r>
-              <w:t xml:space="preserve">Die App in ihrer Grundform steht bereit und ist nutzbar. Es sind noch einige Bugs zu beheben und Testläufe durchzuführen. Ebenso fehlen noch ThemeProvider, Das Theme als Style selbst, Account-Lösch-Funktion (Datenschutz) </w:t>
+              <w:t xml:space="preserve">Die App in ihrer Grundform steht bereit und ist </w:t>
+            </w:r>
+            <w:r>
+              <w:t xml:space="preserve">vollständig </w:t>
+            </w:r>
+            <w:r>
+              <w:t xml:space="preserve">nutzbar. Es sind noch einige Bugs zu beheben und Testläufe durchzuführen. Ebenso fehlen noch ThemeProvider, Das </w:t>
+            </w:r>
+            <w:proofErr w:type="spellStart"/>
+            <w:r>
+              <w:t>Theme</w:t>
+            </w:r>
+            <w:proofErr w:type="spellEnd"/>
+            <w:r>
+              <w:t xml:space="preserve"> als Style selbst, Account-Lösch-Funktion (Datenschutz) </w:t>
             </w:r>
             <w:r>
               <w:t>oder auch die restlichen Unit-Tests.</w:t>
@@ -674,7 +699,31 @@
               <w:spacing w:before="60" w:after="60"/>
             </w:pPr>
             <w:r>
-              <w:t>FlatDB-to-Nodes conversion für FileBrowser implementiert.</w:t>
+              <w:t>FlatDB-</w:t>
+            </w:r>
+            <w:proofErr w:type="spellStart"/>
+            <w:r>
+              <w:t>to</w:t>
+            </w:r>
+            <w:proofErr w:type="spellEnd"/>
+            <w:r>
+              <w:t xml:space="preserve">-Nodes </w:t>
+            </w:r>
+            <w:proofErr w:type="spellStart"/>
+            <w:r>
+              <w:t>conversion</w:t>
+            </w:r>
+            <w:proofErr w:type="spellEnd"/>
+            <w:r>
+              <w:t xml:space="preserve"> für </w:t>
+            </w:r>
+            <w:proofErr w:type="spellStart"/>
+            <w:r>
+              <w:t>FileBrowser</w:t>
+            </w:r>
+            <w:proofErr w:type="spellEnd"/>
+            <w:r>
+              <w:t xml:space="preserve"> implementiert.</w:t>
             </w:r>
           </w:p>
           <w:p>
@@ -778,7 +827,15 @@
               <w:t>Triggers müssen noch überlegt werden für die Datenbank -&gt; W</w:t>
             </w:r>
             <w:r>
-              <w:t xml:space="preserve">elche Trigger wären sinnvoll? </w:t>
+              <w:t xml:space="preserve">elche Trigger </w:t>
+            </w:r>
+            <w:proofErr w:type="gramStart"/>
+            <w:r>
+              <w:t>wären</w:t>
+            </w:r>
+            <w:proofErr w:type="gramEnd"/>
+            <w:r>
+              <w:t xml:space="preserve"> sinnvoll? </w:t>
             </w:r>
           </w:p>
         </w:tc>
@@ -994,8 +1051,6 @@
     <w:sectPr>
       <w:headerReference w:type="default" r:id="rId11"/>
       <w:footerReference w:type="default" r:id="rId12"/>
-      <w:headerReference w:type="first" r:id="rId13"/>
-      <w:footerReference w:type="first" r:id="rId14"/>
       <w:pgSz w:w="11906" w:h="16838"/>
       <w:pgMar w:top="1418" w:right="1134" w:bottom="1418" w:left="1134" w:header="709" w:footer="709" w:gutter="0"/>
       <w:cols w:space="720"/>
@@ -1133,12 +1188,6 @@
 </w:ftr>
 </file>
 
-<file path=word/footer2.xml><?xml version="1.0" encoding="utf-8"?>
-<w:ftr xmlns:wpc="http://schemas.microsoft.com/office/word/2010/wordprocessingCanvas" xmlns:cx="http://schemas.microsoft.com/office/drawing/2014/chartex" xmlns:cx1="http://schemas.microsoft.com/office/drawing/2015/9/8/chartex" xmlns:cx2="http://schemas.microsoft.com/office/drawing/2015/10/21/chartex" xmlns:cx3="http://schemas.microsoft.com/office/drawing/2016/5/9/chartex" xmlns:cx4="http://schemas.microsoft.com/office/drawing/2016/5/10/chartex" xmlns:cx5="http://schemas.microsoft.com/office/drawing/2016/5/11/chartex" xmlns:cx6="http://schemas.microsoft.com/office/drawing/2016/5/12/chartex" xmlns:cx7="http://schemas.microsoft.com/office/drawing/2016/5/13/chartex" xmlns:cx8="http://schemas.microsoft.com/office/drawing/2016/5/14/chartex" xmlns:mc="http://schemas.openxmlformats.org/markup-compatibility/2006" xmlns:aink="http://schemas.microsoft.com/office/drawing/2016/ink" xmlns:am3d="http://schemas.microsoft.com/office/drawing/2017/model3d" xmlns:o="urn:schemas-microsoft-com:office:office" xmlns:oel="http://schemas.microsoft.com/office/2019/extlst" xmlns:r="http://schemas.openxmlformats.org/officeDocument/2006/relationships" xmlns:m="http://schemas.openxmlformats.org/officeDocument/2006/math" xmlns:v="urn:schemas-microsoft-com:vml" xmlns:wp14="http://schemas.microsoft.com/office/word/2010/wordprocessingDrawing" xmlns:wp="http://schemas.openxmlformats.org/drawingml/2006/wordprocessingDrawing" xmlns:w10="urn:schemas-microsoft-com:office:word" xmlns:w="http://schemas.openxmlformats.org/wordprocessingml/2006/main" xmlns:w14="http://schemas.microsoft.com/office/word/2010/wordml" xmlns:w15="http://schemas.microsoft.com/office/word/2012/wordml" xmlns:w16cex="http://schemas.microsoft.com/office/word/2018/wordml/cex" xmlns:w16cid="http://schemas.microsoft.com/office/word/2016/wordml/cid" xmlns:w16="http://schemas.microsoft.com/office/word/2018/wordml" xmlns:w16du="http://schemas.microsoft.com/office/word/2023/wordml/word16du" xmlns:w16sdtdh="http://schemas.microsoft.com/office/word/2020/wordml/sdtdatahash" xmlns:w16sdtfl="http://schemas.microsoft.com/office/word/2024/wordml/sdtformatlock" xmlns:w16se="http://schemas.microsoft.com/office/word/2015/wordml/symex" xmlns:wpg="http://schemas.microsoft.com/office/word/2010/wordprocessingGroup" xmlns:wpi="http://schemas.microsoft.com/office/word/2010/wordprocessingInk" xmlns:wne="http://schemas.microsoft.com/office/word/2006/wordml" xmlns:wps="http://schemas.microsoft.com/office/word/2010/wordprocessingShape" mc:Ignorable="w14 w15 w16se w16cid w16 w16cex w16sdtdh w16sdtfl w16du wp14">
-  <w:p/>
-</w:ftr>
-</file>
-
 <file path=word/footnotes.xml><?xml version="1.0" encoding="utf-8"?>
 <w:footnotes xmlns:wpc="http://schemas.microsoft.com/office/word/2010/wordprocessingCanvas" xmlns:cx="http://schemas.microsoft.com/office/drawing/2014/chartex" xmlns:cx1="http://schemas.microsoft.com/office/drawing/2015/9/8/chartex" xmlns:cx2="http://schemas.microsoft.com/office/drawing/2015/10/21/chartex" xmlns:cx3="http://schemas.microsoft.com/office/drawing/2016/5/9/chartex" xmlns:cx4="http://schemas.microsoft.com/office/drawing/2016/5/10/chartex" xmlns:cx5="http://schemas.microsoft.com/office/drawing/2016/5/11/chartex" xmlns:cx6="http://schemas.microsoft.com/office/drawing/2016/5/12/chartex" xmlns:cx7="http://schemas.microsoft.com/office/drawing/2016/5/13/chartex" xmlns:cx8="http://schemas.microsoft.com/office/drawing/2016/5/14/chartex" xmlns:mc="http://schemas.openxmlformats.org/markup-compatibility/2006" xmlns:aink="http://schemas.microsoft.com/office/drawing/2016/ink" xmlns:am3d="http://schemas.microsoft.com/office/drawing/2017/model3d" xmlns:o="urn:schemas-microsoft-com:office:office" xmlns:oel="http://schemas.microsoft.com/office/2019/extlst" xmlns:r="http://schemas.openxmlformats.org/officeDocument/2006/relationships" xmlns:m="http://schemas.openxmlformats.org/officeDocument/2006/math" xmlns:v="urn:schemas-microsoft-com:vml" xmlns:wp14="http://schemas.microsoft.com/office/word/2010/wordprocessingDrawing" xmlns:wp="http://schemas.openxmlformats.org/drawingml/2006/wordprocessingDrawing" xmlns:w10="urn:schemas-microsoft-com:office:word" xmlns:w="http://schemas.openxmlformats.org/wordprocessingml/2006/main" xmlns:w14="http://schemas.microsoft.com/office/word/2010/wordml" xmlns:w15="http://schemas.microsoft.com/office/word/2012/wordml" xmlns:w16cex="http://schemas.microsoft.com/office/word/2018/wordml/cex" xmlns:w16cid="http://schemas.microsoft.com/office/word/2016/wordml/cid" xmlns:w16="http://schemas.microsoft.com/office/word/2018/wordml" xmlns:w16du="http://schemas.microsoft.com/office/word/2023/wordml/word16du" xmlns:w16sdtdh="http://schemas.microsoft.com/office/word/2020/wordml/sdtdatahash" xmlns:w16sdtfl="http://schemas.microsoft.com/office/word/2024/wordml/sdtformatlock" xmlns:w16se="http://schemas.microsoft.com/office/word/2015/wordml/symex" xmlns:wpg="http://schemas.microsoft.com/office/word/2010/wordprocessingGroup" xmlns:wpi="http://schemas.microsoft.com/office/word/2010/wordprocessingInk" xmlns:wne="http://schemas.microsoft.com/office/word/2006/wordml" xmlns:wps="http://schemas.microsoft.com/office/word/2010/wordprocessingShape" mc:Ignorable="w14 w15 w16se w16cid w16 w16cex w16sdtdh w16sdtfl w16du wp14">
   <w:footnote w:type="separator" w:id="-1">
@@ -1170,15 +1219,15 @@
       </w:tabs>
     </w:pPr>
     <w:r>
+      <w:t>Christian Riepl</w:t>
+    </w:r>
+    <w:r>
       <w:tab/>
     </w:r>
+    <w:r>
+      <w:t>12.06.2026</w:t>
+    </w:r>
   </w:p>
-</w:hdr>
-</file>
-
-<file path=word/header2.xml><?xml version="1.0" encoding="utf-8"?>
-<w:hdr xmlns:wpc="http://schemas.microsoft.com/office/word/2010/wordprocessingCanvas" xmlns:cx="http://schemas.microsoft.com/office/drawing/2014/chartex" xmlns:cx1="http://schemas.microsoft.com/office/drawing/2015/9/8/chartex" xmlns:cx2="http://schemas.microsoft.com/office/drawing/2015/10/21/chartex" xmlns:cx3="http://schemas.microsoft.com/office/drawing/2016/5/9/chartex" xmlns:cx4="http://schemas.microsoft.com/office/drawing/2016/5/10/chartex" xmlns:cx5="http://schemas.microsoft.com/office/drawing/2016/5/11/chartex" xmlns:cx6="http://schemas.microsoft.com/office/drawing/2016/5/12/chartex" xmlns:cx7="http://schemas.microsoft.com/office/drawing/2016/5/13/chartex" xmlns:cx8="http://schemas.microsoft.com/office/drawing/2016/5/14/chartex" xmlns:mc="http://schemas.openxmlformats.org/markup-compatibility/2006" xmlns:aink="http://schemas.microsoft.com/office/drawing/2016/ink" xmlns:am3d="http://schemas.microsoft.com/office/drawing/2017/model3d" xmlns:o="urn:schemas-microsoft-com:office:office" xmlns:oel="http://schemas.microsoft.com/office/2019/extlst" xmlns:r="http://schemas.openxmlformats.org/officeDocument/2006/relationships" xmlns:m="http://schemas.openxmlformats.org/officeDocument/2006/math" xmlns:v="urn:schemas-microsoft-com:vml" xmlns:wp14="http://schemas.microsoft.com/office/word/2010/wordprocessingDrawing" xmlns:wp="http://schemas.openxmlformats.org/drawingml/2006/wordprocessingDrawing" xmlns:w10="urn:schemas-microsoft-com:office:word" xmlns:w="http://schemas.openxmlformats.org/wordprocessingml/2006/main" xmlns:w14="http://schemas.microsoft.com/office/word/2010/wordml" xmlns:w15="http://schemas.microsoft.com/office/word/2012/wordml" xmlns:w16cex="http://schemas.microsoft.com/office/word/2018/wordml/cex" xmlns:w16cid="http://schemas.microsoft.com/office/word/2016/wordml/cid" xmlns:w16="http://schemas.microsoft.com/office/word/2018/wordml" xmlns:w16du="http://schemas.microsoft.com/office/word/2023/wordml/word16du" xmlns:w16sdtdh="http://schemas.microsoft.com/office/word/2020/wordml/sdtdatahash" xmlns:w16sdtfl="http://schemas.microsoft.com/office/word/2024/wordml/sdtformatlock" xmlns:w16se="http://schemas.microsoft.com/office/word/2015/wordml/symex" xmlns:wpg="http://schemas.microsoft.com/office/word/2010/wordprocessingGroup" xmlns:wpi="http://schemas.microsoft.com/office/word/2010/wordprocessingInk" xmlns:wne="http://schemas.microsoft.com/office/word/2006/wordml" xmlns:wps="http://schemas.microsoft.com/office/word/2010/wordprocessingShape" mc:Ignorable="w14 w15 w16se w16cid w16 w16cex w16sdtdh w16sdtfl w16du wp14">
-  <w:p/>
 </w:hdr>
 </file>
 
@@ -2561,15 +2610,6 @@
 </file>
 
 <file path=customXml/item1.xml><?xml version="1.0" encoding="utf-8"?>
-<?mso-contentType ?>
-<FormTemplates xmlns="http://schemas.microsoft.com/sharepoint/v3/contenttype/forms">
-  <Display>DocumentLibraryForm</Display>
-  <Edit>DocumentLibraryForm</Edit>
-  <New>DocumentLibraryForm</New>
-</FormTemplates>
-</file>
-
-<file path=customXml/item2.xml><?xml version="1.0" encoding="utf-8"?>
 <p:properties xmlns:p="http://schemas.microsoft.com/office/2006/metadata/properties" xmlns:xsi="http://www.w3.org/2001/XMLSchema-instance" xmlns:pc="http://schemas.microsoft.com/office/infopath/2007/PartnerControls">
   <documentManagement>
     <Students xmlns="4f84c865-633c-4eac-9c80-7b246753f77f">
@@ -2619,6 +2659,15 @@
     <IsNotebookLocked xmlns="4f84c865-633c-4eac-9c80-7b246753f77f" xsi:nil="true"/>
   </documentManagement>
 </p:properties>
+</file>
+
+<file path=customXml/item2.xml><?xml version="1.0" encoding="utf-8"?>
+<?mso-contentType ?>
+<FormTemplates xmlns="http://schemas.microsoft.com/sharepoint/v3/contenttype/forms">
+  <Display>DocumentLibraryForm</Display>
+  <Edit>DocumentLibraryForm</Edit>
+  <New>DocumentLibraryForm</New>
+</FormTemplates>
 </file>
 
 <file path=customXml/item3.xml><?xml version="1.0" encoding="utf-8"?>
@@ -3025,19 +3074,19 @@
 </file>
 
 <file path=customXml/itemProps1.xml><?xml version="1.0" encoding="utf-8"?>
-<ds:datastoreItem xmlns:ds="http://schemas.openxmlformats.org/officeDocument/2006/customXml" ds:itemID="{8DCA36A1-07A7-44A8-AC58-FD7FA1665CD2}">
+<ds:datastoreItem xmlns:ds="http://schemas.openxmlformats.org/officeDocument/2006/customXml" ds:itemID="{A411A4B7-7246-40D7-8369-A92B8B5AD85F}">
   <ds:schemaRefs>
-    <ds:schemaRef ds:uri="http://schemas.microsoft.com/sharepoint/v3/contenttype/forms"/>
+    <ds:schemaRef ds:uri="http://schemas.microsoft.com/office/2006/metadata/properties"/>
+    <ds:schemaRef ds:uri="http://schemas.microsoft.com/office/infopath/2007/PartnerControls"/>
+    <ds:schemaRef ds:uri="4f84c865-633c-4eac-9c80-7b246753f77f"/>
   </ds:schemaRefs>
 </ds:datastoreItem>
 </file>
 
 <file path=customXml/itemProps2.xml><?xml version="1.0" encoding="utf-8"?>
-<ds:datastoreItem xmlns:ds="http://schemas.openxmlformats.org/officeDocument/2006/customXml" ds:itemID="{A411A4B7-7246-40D7-8369-A92B8B5AD85F}">
+<ds:datastoreItem xmlns:ds="http://schemas.openxmlformats.org/officeDocument/2006/customXml" ds:itemID="{8DCA36A1-07A7-44A8-AC58-FD7FA1665CD2}">
   <ds:schemaRefs>
-    <ds:schemaRef ds:uri="http://schemas.microsoft.com/office/2006/metadata/properties"/>
-    <ds:schemaRef ds:uri="http://schemas.microsoft.com/office/infopath/2007/PartnerControls"/>
-    <ds:schemaRef ds:uri="4f84c865-633c-4eac-9c80-7b246753f77f"/>
+    <ds:schemaRef ds:uri="http://schemas.microsoft.com/sharepoint/v3/contenttype/forms"/>
   </ds:schemaRefs>
 </ds:datastoreItem>
 </file>
